--- a/tracked_scripts/u1/m3/exitcheck/Module 3 - Unedited Script.docx
+++ b/tracked_scripts/u1/m3/exitcheck/Module 3 - Unedited Script.docx
@@ -117,6 +117,48 @@
     </w:p>
     <w:p>
       <w:pPr>
+        <w:spacing w:before="120" w:after="40"/>
+      </w:pPr>
+      <w:r>
+        <w:rPr>
+          <w:rFonts w:ascii="Calibri" w:hAnsi="Calibri"/>
+          <w:b/>
+          <w:i w:val="0"/>
+        </w:rPr>
+        <w:t xml:space="preserve">Building From: </w:t>
+      </w:r>
+      <w:r>
+        <w:rPr>
+          <w:rFonts w:ascii="Calibri" w:hAnsi="Calibri"/>
+          <w:b w:val="0"/>
+          <w:i w:val="0"/>
+        </w:rPr>
+        <w:t>Students learned THE critical leap: each symbol can represent multiple items (not just 1). They mastered scale of 2, including half-symbols for odd numbers. They understand that the KEY shows the SCALE and practiced "groups of 2" language. They can create scaled picture graphs and solve comparison and total problems using their graphs.</w:t>
+      </w:r>
+    </w:p>
+    <w:p>
+      <w:pPr>
+        <w:spacing w:before="40" w:after="40"/>
+      </w:pPr>
+      <w:r>
+        <w:rPr>
+          <w:rFonts w:ascii="Calibri" w:hAnsi="Calibri"/>
+          <w:b/>
+          <w:i w:val="0"/>
+        </w:rPr>
+        <w:t xml:space="preserve">Building Toward: </w:t>
+      </w:r>
+      <w:r>
+        <w:rPr>
+          <w:rFonts w:ascii="Calibri" w:hAnsi="Calibri"/>
+          <w:b w:val="0"/>
+          <w:i w:val="0"/>
+        </w:rPr>
+        <w:t>Students will apply their understanding of scaled graphs to a new format (bar graphs) AND a new scale (1:10). M3's bar graph introduction (same scale, new format) separates these two cognitive shifts—students will already be comfortable with bar format before M4 adds scale of 10\. Half-symbols return in M4 where half of 10 \= 5\. ---</w:t>
+      </w:r>
+    </w:p>
+    <w:p>
+      <w:pPr>
         <w:spacing w:before="160" w:after="0"/>
       </w:pPr>
     </w:p>
@@ -231,7 +273,7 @@
           <w:b/>
           <w:i w:val="0"/>
         </w:rPr>
-        <w:t xml:space="preserve">• Options:  </w:t>
+        <w:t xml:space="preserve">• Answer option (optional):  </w:t>
       </w:r>
       <w:r>
         <w:rPr>
@@ -241,7 +283,7 @@
           <w:color w:val="6E6E6E"/>
           <w:sz w:val="19"/>
         </w:rPr>
-        <w:t>The available answer choices</w:t>
+        <w:t>The available answer choice, nested under Prompt</w:t>
       </w:r>
     </w:p>
     <w:p>
@@ -413,9 +455,7 @@
         <w:rPr>
           <w:rFonts w:ascii="Calibri" w:hAnsi="Calibri"/>
           <w:b/>
-          <w:i/>
-          <w:color w:val="6E6E6E"/>
-          <w:sz w:val="19"/>
+          <w:i w:val="0"/>
         </w:rPr>
         <w:t xml:space="preserve">Visual: </w:t>
       </w:r>
@@ -423,9 +463,7 @@
         <w:rPr>
           <w:rFonts w:ascii="Calibri" w:hAnsi="Calibri"/>
           <w:b w:val="0"/>
-          <w:i/>
-          <w:color w:val="6E6E6E"/>
-          <w:sz w:val="19"/>
+          <w:i w:val="0"/>
         </w:rPr>
         <w:t>Horizontal data table appears. Favorite Drinks data. Juice=25, Milk=15, Water=30, Lemonade=20. Four categories visible.</w:t>
       </w:r>
@@ -554,7 +592,21 @@
     </w:p>
     <w:p>
       <w:pPr>
-        <w:spacing w:before="60" w:after="20"/>
+        <w:spacing w:before="80" w:after="40"/>
+        <w:ind w:left="0"/>
+      </w:pPr>
+      <w:r>
+        <w:rPr>
+          <w:rFonts w:ascii="Calibri" w:hAnsi="Calibri"/>
+          <w:b/>
+          <w:i w:val="0"/>
+        </w:rPr>
+        <w:t>Based on student response:</w:t>
+      </w:r>
+    </w:p>
+    <w:p>
+      <w:pPr>
+        <w:spacing w:before="40" w:after="20"/>
         <w:ind w:left="0"/>
       </w:pPr>
       <w:r>
@@ -599,8 +651,8 @@
     </w:p>
     <w:p>
       <w:pPr>
-        <w:spacing w:before="60" w:after="20"/>
-        <w:ind w:left="432"/>
+        <w:spacing w:before="40" w:after="20"/>
+        <w:ind w:left="0"/>
       </w:pPr>
       <w:r>
         <w:rPr>
@@ -623,15 +675,13 @@
     <w:p>
       <w:pPr>
         <w:spacing w:before="20" w:after="20"/>
-        <w:ind w:left="720"/>
+        <w:ind w:left="0"/>
       </w:pPr>
       <w:r>
         <w:rPr>
           <w:rFonts w:ascii="Calibri" w:hAnsi="Calibri"/>
           <w:b/>
-          <w:i/>
-          <w:color w:val="6E6E6E"/>
-          <w:sz w:val="19"/>
+          <w:i w:val="0"/>
         </w:rPr>
         <w:t xml:space="preserve">Visual: </w:t>
       </w:r>
@@ -639,9 +689,7 @@
         <w:rPr>
           <w:rFonts w:ascii="Calibri" w:hAnsi="Calibri"/>
           <w:b w:val="0"/>
-          <w:i/>
-          <w:color w:val="6E6E6E"/>
-          <w:sz w:val="19"/>
+          <w:i w:val="0"/>
         </w:rPr>
         <w:t>Juice category highlights on data table.</w:t>
       </w:r>
@@ -649,7 +697,7 @@
     <w:p>
       <w:pPr>
         <w:spacing w:before="20" w:after="20"/>
-        <w:ind w:left="720"/>
+        <w:ind w:left="0"/>
       </w:pPr>
       <w:r>
         <w:rPr>
@@ -670,8 +718,8 @@
     </w:p>
     <w:p>
       <w:pPr>
-        <w:spacing w:before="60" w:after="20"/>
-        <w:ind w:left="432"/>
+        <w:spacing w:before="40" w:after="20"/>
+        <w:ind w:left="0"/>
       </w:pPr>
       <w:r>
         <w:rPr>
@@ -694,15 +742,13 @@
     <w:p>
       <w:pPr>
         <w:spacing w:before="20" w:after="20"/>
-        <w:ind w:left="720"/>
+        <w:ind w:left="0"/>
       </w:pPr>
       <w:r>
         <w:rPr>
           <w:rFonts w:ascii="Calibri" w:hAnsi="Calibri"/>
           <w:b/>
-          <w:i/>
-          <w:color w:val="6E6E6E"/>
-          <w:sz w:val="19"/>
+          <w:i w:val="0"/>
         </w:rPr>
         <w:t xml:space="preserve">Visual: </w:t>
       </w:r>
@@ -710,9 +756,7 @@
         <w:rPr>
           <w:rFonts w:ascii="Calibri" w:hAnsi="Calibri"/>
           <w:b w:val="0"/>
-          <w:i/>
-          <w:color w:val="6E6E6E"/>
-          <w:sz w:val="19"/>
+          <w:i w:val="0"/>
         </w:rPr>
         <w:t>Juice category highlights on data table.</w:t>
       </w:r>
@@ -720,7 +764,7 @@
     <w:p>
       <w:pPr>
         <w:spacing w:before="20" w:after="20"/>
-        <w:ind w:left="720"/>
+        <w:ind w:left="0"/>
       </w:pPr>
       <w:r>
         <w:rPr>
@@ -741,8 +785,8 @@
     </w:p>
     <w:p>
       <w:pPr>
-        <w:spacing w:before="60" w:after="20"/>
-        <w:ind w:left="432"/>
+        <w:spacing w:before="40" w:after="20"/>
+        <w:ind w:left="0"/>
       </w:pPr>
       <w:r>
         <w:rPr>
@@ -765,15 +809,13 @@
     <w:p>
       <w:pPr>
         <w:spacing w:before="20" w:after="20"/>
-        <w:ind w:left="720"/>
+        <w:ind w:left="0"/>
       </w:pPr>
       <w:r>
         <w:rPr>
           <w:rFonts w:ascii="Calibri" w:hAnsi="Calibri"/>
           <w:b/>
-          <w:i/>
-          <w:color w:val="6E6E6E"/>
-          <w:sz w:val="19"/>
+          <w:i w:val="0"/>
         </w:rPr>
         <w:t xml:space="preserve">Visual: </w:t>
       </w:r>
@@ -781,9 +823,7 @@
         <w:rPr>
           <w:rFonts w:ascii="Calibri" w:hAnsi="Calibri"/>
           <w:b w:val="0"/>
-          <w:i/>
-          <w:color w:val="6E6E6E"/>
-          <w:sz w:val="19"/>
+          <w:i w:val="0"/>
         </w:rPr>
         <w:t>Juice category highlights on data table.</w:t>
       </w:r>
@@ -791,7 +831,7 @@
     <w:p>
       <w:pPr>
         <w:spacing w:before="20" w:after="20"/>
-        <w:ind w:left="720"/>
+        <w:ind w:left="0"/>
       </w:pPr>
       <w:r>
         <w:rPr>
@@ -812,8 +852,8 @@
     </w:p>
     <w:p>
       <w:pPr>
-        <w:spacing w:before="60" w:after="20"/>
-        <w:ind w:left="432"/>
+        <w:spacing w:before="40" w:after="20"/>
+        <w:ind w:left="0"/>
       </w:pPr>
       <w:r>
         <w:rPr>
@@ -836,15 +876,13 @@
     <w:p>
       <w:pPr>
         <w:spacing w:before="20" w:after="20"/>
-        <w:ind w:left="720"/>
+        <w:ind w:left="0"/>
       </w:pPr>
       <w:r>
         <w:rPr>
           <w:rFonts w:ascii="Calibri" w:hAnsi="Calibri"/>
           <w:b/>
-          <w:i/>
-          <w:color w:val="6E6E6E"/>
-          <w:sz w:val="19"/>
+          <w:i w:val="0"/>
         </w:rPr>
         <w:t xml:space="preserve">Visual: </w:t>
       </w:r>
@@ -852,9 +890,7 @@
         <w:rPr>
           <w:rFonts w:ascii="Calibri" w:hAnsi="Calibri"/>
           <w:b w:val="0"/>
-          <w:i/>
-          <w:color w:val="6E6E6E"/>
-          <w:sz w:val="19"/>
+          <w:i w:val="0"/>
         </w:rPr>
         <w:t>System demonstrates skip-counting by 5s: 5, 10, 15, 20, 25. Five groups highlight sequentially.</w:t>
       </w:r>
@@ -862,7 +898,7 @@
     <w:p>
       <w:pPr>
         <w:spacing w:before="20" w:after="20"/>
-        <w:ind w:left="720"/>
+        <w:ind w:left="0"/>
       </w:pPr>
       <w:r>
         <w:rPr>
@@ -899,9 +935,7 @@
         <w:rPr>
           <w:rFonts w:ascii="Calibri" w:hAnsi="Calibri"/>
           <w:b/>
-          <w:i/>
-          <w:color w:val="6E6E6E"/>
-          <w:sz w:val="19"/>
+          <w:i w:val="0"/>
         </w:rPr>
         <w:t xml:space="preserve">Visual: </w:t>
       </w:r>
@@ -909,9 +943,7 @@
         <w:rPr>
           <w:rFonts w:ascii="Calibri" w:hAnsi="Calibri"/>
           <w:b w:val="0"/>
-          <w:i/>
-          <w:color w:val="6E6E6E"/>
-          <w:sz w:val="19"/>
+          <w:i w:val="0"/>
         </w:rPr>
         <w:t>Data table appears showing Favorite Drinks data: Juice=25, Lemonade=20, Milk=15, Water=30.</w:t>
       </w:r>
@@ -925,9 +957,7 @@
         <w:rPr>
           <w:rFonts w:ascii="Calibri" w:hAnsi="Calibri"/>
           <w:b/>
-          <w:i/>
-          <w:color w:val="6E6E6E"/>
-          <w:sz w:val="19"/>
+          <w:i w:val="0"/>
         </w:rPr>
         <w:t xml:space="preserve">Visual: </w:t>
       </w:r>
@@ -935,9 +965,7 @@
         <w:rPr>
           <w:rFonts w:ascii="Calibri" w:hAnsi="Calibri"/>
           <w:b w:val="0"/>
-          <w:i/>
-          <w:color w:val="6E6E6E"/>
-          <w:sz w:val="19"/>
+          <w:i w:val="0"/>
         </w:rPr>
         <w:t>Vertical picture graph appears. Favorite Drinks. Juice column has 5 symbols, Lemonade has 4 symbols. Milk and Water columns empty. Key visible: each star = 5.</w:t>
       </w:r>
@@ -1010,7 +1038,21 @@
     </w:p>
     <w:p>
       <w:pPr>
-        <w:spacing w:before="60" w:after="20"/>
+        <w:spacing w:before="80" w:after="40"/>
+        <w:ind w:left="0"/>
+      </w:pPr>
+      <w:r>
+        <w:rPr>
+          <w:rFonts w:ascii="Calibri" w:hAnsi="Calibri"/>
+          <w:b/>
+          <w:i w:val="0"/>
+        </w:rPr>
+        <w:t>Based on student response:</w:t>
+      </w:r>
+    </w:p>
+    <w:p>
+      <w:pPr>
+        <w:spacing w:before="40" w:after="20"/>
         <w:ind w:left="0"/>
       </w:pPr>
       <w:r>
@@ -1055,8 +1097,8 @@
     </w:p>
     <w:p>
       <w:pPr>
-        <w:spacing w:before="60" w:after="20"/>
-        <w:ind w:left="432"/>
+        <w:spacing w:before="40" w:after="20"/>
+        <w:ind w:left="0"/>
       </w:pPr>
       <w:r>
         <w:rPr>
@@ -1079,15 +1121,13 @@
     <w:p>
       <w:pPr>
         <w:spacing w:before="20" w:after="20"/>
-        <w:ind w:left="720"/>
+        <w:ind w:left="0"/>
       </w:pPr>
       <w:r>
         <w:rPr>
           <w:rFonts w:ascii="Calibri" w:hAnsi="Calibri"/>
           <w:b/>
-          <w:i/>
-          <w:color w:val="6E6E6E"/>
-          <w:sz w:val="19"/>
+          <w:i w:val="0"/>
         </w:rPr>
         <w:t xml:space="preserve">Visual: </w:t>
       </w:r>
@@ -1095,9 +1135,7 @@
         <w:rPr>
           <w:rFonts w:ascii="Calibri" w:hAnsi="Calibri"/>
           <w:b w:val="0"/>
-          <w:i/>
-          <w:color w:val="6E6E6E"/>
-          <w:sz w:val="19"/>
+          <w:i w:val="0"/>
         </w:rPr>
         <w:t>Water column highlights.</w:t>
       </w:r>
@@ -1105,7 +1143,7 @@
     <w:p>
       <w:pPr>
         <w:spacing w:before="20" w:after="20"/>
-        <w:ind w:left="720"/>
+        <w:ind w:left="0"/>
       </w:pPr>
       <w:r>
         <w:rPr>
@@ -1126,8 +1164,8 @@
     </w:p>
     <w:p>
       <w:pPr>
-        <w:spacing w:before="60" w:after="20"/>
-        <w:ind w:left="432"/>
+        <w:spacing w:before="40" w:after="20"/>
+        <w:ind w:left="0"/>
       </w:pPr>
       <w:r>
         <w:rPr>
@@ -1150,15 +1188,13 @@
     <w:p>
       <w:pPr>
         <w:spacing w:before="20" w:after="20"/>
-        <w:ind w:left="720"/>
+        <w:ind w:left="0"/>
       </w:pPr>
       <w:r>
         <w:rPr>
           <w:rFonts w:ascii="Calibri" w:hAnsi="Calibri"/>
           <w:b/>
-          <w:i/>
-          <w:color w:val="6E6E6E"/>
-          <w:sz w:val="19"/>
+          <w:i w:val="0"/>
         </w:rPr>
         <w:t xml:space="preserve">Visual: </w:t>
       </w:r>
@@ -1166,9 +1202,7 @@
         <w:rPr>
           <w:rFonts w:ascii="Calibri" w:hAnsi="Calibri"/>
           <w:b w:val="0"/>
-          <w:i/>
-          <w:color w:val="6E6E6E"/>
-          <w:sz w:val="19"/>
+          <w:i w:val="0"/>
         </w:rPr>
         <w:t>Milk column highlights.</w:t>
       </w:r>
@@ -1176,7 +1210,7 @@
     <w:p>
       <w:pPr>
         <w:spacing w:before="20" w:after="20"/>
-        <w:ind w:left="720"/>
+        <w:ind w:left="0"/>
       </w:pPr>
       <w:r>
         <w:rPr>
@@ -1197,8 +1231,8 @@
     </w:p>
     <w:p>
       <w:pPr>
-        <w:spacing w:before="60" w:after="20"/>
-        <w:ind w:left="432"/>
+        <w:spacing w:before="40" w:after="20"/>
+        <w:ind w:left="0"/>
       </w:pPr>
       <w:r>
         <w:rPr>
@@ -1221,7 +1255,7 @@
     <w:p>
       <w:pPr>
         <w:spacing w:before="20" w:after="20"/>
-        <w:ind w:left="720"/>
+        <w:ind w:left="0"/>
       </w:pPr>
       <w:r>
         <w:rPr>
@@ -1242,8 +1276,8 @@
     </w:p>
     <w:p>
       <w:pPr>
-        <w:spacing w:before="60" w:after="20"/>
-        <w:ind w:left="432"/>
+        <w:spacing w:before="40" w:after="20"/>
+        <w:ind w:left="0"/>
       </w:pPr>
       <w:r>
         <w:rPr>
@@ -1266,15 +1300,13 @@
     <w:p>
       <w:pPr>
         <w:spacing w:before="20" w:after="20"/>
-        <w:ind w:left="720"/>
+        <w:ind w:left="0"/>
       </w:pPr>
       <w:r>
         <w:rPr>
           <w:rFonts w:ascii="Calibri" w:hAnsi="Calibri"/>
           <w:b/>
-          <w:i/>
-          <w:color w:val="6E6E6E"/>
-          <w:sz w:val="19"/>
+          <w:i w:val="0"/>
         </w:rPr>
         <w:t xml:space="preserve">Visual: </w:t>
       </w:r>
@@ -1282,9 +1314,7 @@
         <w:rPr>
           <w:rFonts w:ascii="Calibri" w:hAnsi="Calibri"/>
           <w:b w:val="0"/>
-          <w:i/>
-          <w:color w:val="6E6E6E"/>
-          <w:sz w:val="19"/>
+          <w:i w:val="0"/>
         </w:rPr>
         <w:t>Milk and Water columns highlight.</w:t>
       </w:r>
@@ -1292,7 +1322,7 @@
     <w:p>
       <w:pPr>
         <w:spacing w:before="20" w:after="20"/>
-        <w:ind w:left="720"/>
+        <w:ind w:left="0"/>
       </w:pPr>
       <w:r>
         <w:rPr>
@@ -1313,8 +1343,8 @@
     </w:p>
     <w:p>
       <w:pPr>
-        <w:spacing w:before="60" w:after="20"/>
-        <w:ind w:left="432"/>
+        <w:spacing w:before="40" w:after="20"/>
+        <w:ind w:left="0"/>
       </w:pPr>
       <w:r>
         <w:rPr>
@@ -1337,15 +1367,13 @@
     <w:p>
       <w:pPr>
         <w:spacing w:before="20" w:after="20"/>
-        <w:ind w:left="720"/>
+        <w:ind w:left="0"/>
       </w:pPr>
       <w:r>
         <w:rPr>
           <w:rFonts w:ascii="Calibri" w:hAnsi="Calibri"/>
           <w:b/>
-          <w:i/>
-          <w:color w:val="6E6E6E"/>
-          <w:sz w:val="19"/>
+          <w:i w:val="0"/>
         </w:rPr>
         <w:t xml:space="preserve">Visual: </w:t>
       </w:r>
@@ -1353,9 +1381,7 @@
         <w:rPr>
           <w:rFonts w:ascii="Calibri" w:hAnsi="Calibri"/>
           <w:b w:val="0"/>
-          <w:i/>
-          <w:color w:val="6E6E6E"/>
-          <w:sz w:val="19"/>
+          <w:i w:val="0"/>
         </w:rPr>
         <w:t>Milk column fills with 3 symbols, then Water column fills with 6 symbols.</w:t>
       </w:r>
@@ -1363,7 +1389,7 @@
     <w:p>
       <w:pPr>
         <w:spacing w:before="20" w:after="20"/>
-        <w:ind w:left="720"/>
+        <w:ind w:left="0"/>
       </w:pPr>
       <w:r>
         <w:rPr>
@@ -1400,9 +1426,7 @@
         <w:rPr>
           <w:rFonts w:ascii="Calibri" w:hAnsi="Calibri"/>
           <w:b/>
-          <w:i/>
-          <w:color w:val="6E6E6E"/>
-          <w:sz w:val="19"/>
+          <w:i w:val="0"/>
         </w:rPr>
         <w:t xml:space="preserve">Visual: </w:t>
       </w:r>
@@ -1410,9 +1434,7 @@
         <w:rPr>
           <w:rFonts w:ascii="Calibri" w:hAnsi="Calibri"/>
           <w:b w:val="0"/>
-          <w:i/>
-          <w:color w:val="6E6E6E"/>
-          <w:sz w:val="19"/>
+          <w:i w:val="0"/>
         </w:rPr>
         <w:t>Vertical picture graph appears. Favorite Drinks data. Juice has 5 symbols, Milk has 3 symbols, Water has 6 symbols, Lemonade has 4 symbols. Key: each symbol = 5 students.</w:t>
       </w:r>
@@ -1541,7 +1563,21 @@
     </w:p>
     <w:p>
       <w:pPr>
-        <w:spacing w:before="60" w:after="20"/>
+        <w:spacing w:before="80" w:after="40"/>
+        <w:ind w:left="0"/>
+      </w:pPr>
+      <w:r>
+        <w:rPr>
+          <w:rFonts w:ascii="Calibri" w:hAnsi="Calibri"/>
+          <w:b/>
+          <w:i w:val="0"/>
+        </w:rPr>
+        <w:t>Based on student response:</w:t>
+      </w:r>
+    </w:p>
+    <w:p>
+      <w:pPr>
+        <w:spacing w:before="40" w:after="20"/>
         <w:ind w:left="0"/>
       </w:pPr>
       <w:r>
@@ -1571,9 +1607,7 @@
         <w:rPr>
           <w:rFonts w:ascii="Calibri" w:hAnsi="Calibri"/>
           <w:b/>
-          <w:i/>
-          <w:color w:val="6E6E6E"/>
-          <w:sz w:val="19"/>
+          <w:i w:val="0"/>
         </w:rPr>
         <w:t xml:space="preserve">Visual: </w:t>
       </w:r>
@@ -1581,9 +1615,7 @@
         <w:rPr>
           <w:rFonts w:ascii="Calibri" w:hAnsi="Calibri"/>
           <w:b w:val="0"/>
-          <w:i/>
-          <w:color w:val="6E6E6E"/>
-          <w:sz w:val="19"/>
+          <w:i w:val="0"/>
         </w:rPr>
         <w:t>Water column highlights to confirm selection.</w:t>
       </w:r>
@@ -1612,8 +1644,8 @@
     </w:p>
     <w:p>
       <w:pPr>
-        <w:spacing w:before="60" w:after="20"/>
-        <w:ind w:left="432"/>
+        <w:spacing w:before="40" w:after="20"/>
+        <w:ind w:left="0"/>
       </w:pPr>
       <w:r>
         <w:rPr>
@@ -1636,15 +1668,13 @@
     <w:p>
       <w:pPr>
         <w:spacing w:before="20" w:after="20"/>
-        <w:ind w:left="720"/>
+        <w:ind w:left="0"/>
       </w:pPr>
       <w:r>
         <w:rPr>
           <w:rFonts w:ascii="Calibri" w:hAnsi="Calibri"/>
           <w:b/>
-          <w:i/>
-          <w:color w:val="6E6E6E"/>
-          <w:sz w:val="19"/>
+          <w:i w:val="0"/>
         </w:rPr>
         <w:t xml:space="preserve">Visual: </w:t>
       </w:r>
@@ -1652,9 +1682,7 @@
         <w:rPr>
           <w:rFonts w:ascii="Calibri" w:hAnsi="Calibri"/>
           <w:b w:val="0"/>
-          <w:i/>
-          <w:color w:val="6E6E6E"/>
-          <w:sz w:val="19"/>
+          <w:i w:val="0"/>
         </w:rPr>
         <w:t>Water column highlights.</w:t>
       </w:r>
@@ -1662,7 +1690,7 @@
     <w:p>
       <w:pPr>
         <w:spacing w:before="20" w:after="20"/>
-        <w:ind w:left="720"/>
+        <w:ind w:left="0"/>
       </w:pPr>
       <w:r>
         <w:rPr>
@@ -1683,8 +1711,8 @@
     </w:p>
     <w:p>
       <w:pPr>
-        <w:spacing w:before="60" w:after="20"/>
-        <w:ind w:left="432"/>
+        <w:spacing w:before="40" w:after="20"/>
+        <w:ind w:left="0"/>
       </w:pPr>
       <w:r>
         <w:rPr>
@@ -1707,15 +1735,13 @@
     <w:p>
       <w:pPr>
         <w:spacing w:before="20" w:after="20"/>
-        <w:ind w:left="720"/>
+        <w:ind w:left="0"/>
       </w:pPr>
       <w:r>
         <w:rPr>
           <w:rFonts w:ascii="Calibri" w:hAnsi="Calibri"/>
           <w:b/>
-          <w:i/>
-          <w:color w:val="6E6E6E"/>
-          <w:sz w:val="19"/>
+          <w:i w:val="0"/>
         </w:rPr>
         <w:t xml:space="preserve">Visual: </w:t>
       </w:r>
@@ -1723,9 +1749,7 @@
         <w:rPr>
           <w:rFonts w:ascii="Calibri" w:hAnsi="Calibri"/>
           <w:b w:val="0"/>
-          <w:i/>
-          <w:color w:val="6E6E6E"/>
-          <w:sz w:val="19"/>
+          <w:i w:val="0"/>
         </w:rPr>
         <w:t>Water column highlights.</w:t>
       </w:r>
@@ -1733,7 +1757,7 @@
     <w:p>
       <w:pPr>
         <w:spacing w:before="20" w:after="20"/>
-        <w:ind w:left="720"/>
+        <w:ind w:left="0"/>
       </w:pPr>
       <w:r>
         <w:rPr>
@@ -1754,8 +1778,8 @@
     </w:p>
     <w:p>
       <w:pPr>
-        <w:spacing w:before="60" w:after="20"/>
-        <w:ind w:left="432"/>
+        <w:spacing w:before="40" w:after="20"/>
+        <w:ind w:left="0"/>
       </w:pPr>
       <w:r>
         <w:rPr>
@@ -1778,15 +1802,13 @@
     <w:p>
       <w:pPr>
         <w:spacing w:before="20" w:after="20"/>
-        <w:ind w:left="720"/>
+        <w:ind w:left="0"/>
       </w:pPr>
       <w:r>
         <w:rPr>
           <w:rFonts w:ascii="Calibri" w:hAnsi="Calibri"/>
           <w:b/>
-          <w:i/>
-          <w:color w:val="6E6E6E"/>
-          <w:sz w:val="19"/>
+          <w:i w:val="0"/>
         </w:rPr>
         <w:t xml:space="preserve">Visual: </w:t>
       </w:r>
@@ -1794,9 +1816,7 @@
         <w:rPr>
           <w:rFonts w:ascii="Calibri" w:hAnsi="Calibri"/>
           <w:b w:val="0"/>
-          <w:i/>
-          <w:color w:val="6E6E6E"/>
-          <w:sz w:val="19"/>
+          <w:i w:val="0"/>
         </w:rPr>
         <w:t>Water column highlights.</w:t>
       </w:r>
@@ -1804,7 +1824,7 @@
     <w:p>
       <w:pPr>
         <w:spacing w:before="20" w:after="20"/>
-        <w:ind w:left="720"/>
+        <w:ind w:left="0"/>
       </w:pPr>
       <w:r>
         <w:rPr>
@@ -1825,8 +1845,8 @@
     </w:p>
     <w:p>
       <w:pPr>
-        <w:spacing w:before="60" w:after="20"/>
-        <w:ind w:left="432"/>
+        <w:spacing w:before="40" w:after="20"/>
+        <w:ind w:left="0"/>
       </w:pPr>
       <w:r>
         <w:rPr>
@@ -1849,15 +1869,13 @@
     <w:p>
       <w:pPr>
         <w:spacing w:before="20" w:after="20"/>
-        <w:ind w:left="720"/>
+        <w:ind w:left="0"/>
       </w:pPr>
       <w:r>
         <w:rPr>
           <w:rFonts w:ascii="Calibri" w:hAnsi="Calibri"/>
           <w:b/>
-          <w:i/>
-          <w:color w:val="6E6E6E"/>
-          <w:sz w:val="19"/>
+          <w:i w:val="0"/>
         </w:rPr>
         <w:t xml:space="preserve">Visual: </w:t>
       </w:r>
@@ -1865,9 +1883,7 @@
         <w:rPr>
           <w:rFonts w:ascii="Calibri" w:hAnsi="Calibri"/>
           <w:b w:val="0"/>
-          <w:i/>
-          <w:color w:val="6E6E6E"/>
-          <w:sz w:val="19"/>
+          <w:i w:val="0"/>
         </w:rPr>
         <w:t>Water column highlights. System counts each symbol: 5, 10, 15, 20, 25, 30.</w:t>
       </w:r>
@@ -1875,7 +1891,7 @@
     <w:p>
       <w:pPr>
         <w:spacing w:before="20" w:after="20"/>
-        <w:ind w:left="720"/>
+        <w:ind w:left="0"/>
       </w:pPr>
       <w:r>
         <w:rPr>
@@ -1912,9 +1928,7 @@
         <w:rPr>
           <w:rFonts w:ascii="Calibri" w:hAnsi="Calibri"/>
           <w:b/>
-          <w:i/>
-          <w:color w:val="6E6E6E"/>
-          <w:sz w:val="19"/>
+          <w:i w:val="0"/>
         </w:rPr>
         <w:t xml:space="preserve">Visual: </w:t>
       </w:r>
@@ -1922,9 +1936,7 @@
         <w:rPr>
           <w:rFonts w:ascii="Calibri" w:hAnsi="Calibri"/>
           <w:b w:val="0"/>
-          <w:i/>
-          <w:color w:val="6E6E6E"/>
-          <w:sz w:val="19"/>
+          <w:i w:val="0"/>
         </w:rPr>
         <w:t>Vertical bar graph in reading mode. Favorite Colors data with scale of 5. Red=25, Blue=15, Green=10, Yellow=20.</w:t>
       </w:r>
